--- a/docs/Plugin_Plan.docx
+++ b/docs/Plugin_Plan.docx
@@ -3851,18 +3851,61 @@
               <w:pStyle w:val="Compact"/>
             </w:pPr>
             <w:r>
-              <w:t xml:space="preserve">External-program plug-ins (section 8); DNG Converter manifest as the example.</w:t>
-            </w:r>
-          </w:p>
-        </w:tc>
-        <w:tc>
-          <w:tcPr/>
-          <w:p>
-            <w:pPr>
-              <w:pStyle w:val="Compact"/>
-            </w:pPr>
-            <w:r>
-              <w:t xml:space="preserve">DNG next to the raw file; failing exit code; timeout.</w:t>
+              <w:rPr>
+                <w:b/>
+                <w:bCs/>
+              </w:rPr>
+              <w:t xml:space="preserve">Done:</w:t>
+            </w:r>
+            <w:r>
+              <w:t xml:space="preserve"> </w:t>
+            </w:r>
+            <w:r>
+              <w:t xml:space="preserve">external-program plug-ins (</w:t>
+            </w:r>
+            <w:r>
+              <w:rPr>
+                <w:rStyle w:val="VerbatimChar"/>
+              </w:rPr>
+              <w:t xml:space="preserve">uExtPlugin.pas</w:t>
+            </w:r>
+            <w:r>
+              <w:t xml:space="preserve">,</w:t>
+            </w:r>
+            <w:r>
+              <w:t xml:space="preserve"> </w:t>
+            </w:r>
+            <w:r>
+              <w:rPr>
+                <w:rStyle w:val="VerbatimChar"/>
+              </w:rPr>
+              <w:t xml:space="preserve">.plugin.ini</w:t>
+            </w:r>
+            <w:r>
+              <w:t xml:space="preserve">), run after each file with the failure rules of decision 1; two DNG Converter plug-ins (Adobe, dnglab) in</w:t>
+            </w:r>
+            <w:r>
+              <w:t xml:space="preserve"> </w:t>
+            </w:r>
+            <w:r>
+              <w:rPr>
+                <w:rStyle w:val="VerbatimChar"/>
+              </w:rPr>
+              <w:t xml:space="preserve">plugins/dng-converter</w:t>
+            </w:r>
+            <w:r>
+              <w:t xml:space="preserve">.</w:t>
+            </w:r>
+          </w:p>
+        </w:tc>
+        <w:tc>
+          <w:tcPr/>
+          <w:p>
+            <w:pPr>
+              <w:pStyle w:val="Compact"/>
+            </w:pPr>
+            <w:r>
+              <w:t xml:space="preserve">Tested with a stand-in program: DNG made, skipped when it exists, exit code, timeout, missing program. The real converters were not installed on the test computer.</w:t>
             </w:r>
           </w:p>
         </w:tc>
@@ -3875,6 +3918,66 @@
               <w:pStyle w:val="Compact"/>
             </w:pPr>
             <w:r>
+              <w:t xml:space="preserve">5</w:t>
+            </w:r>
+          </w:p>
+        </w:tc>
+        <w:tc>
+          <w:tcPr/>
+          <w:p>
+            <w:pPr>
+              <w:pStyle w:val="Compact"/>
+            </w:pPr>
+            <w:r>
+              <w:rPr>
+                <w:b/>
+                <w:bCs/>
+              </w:rPr>
+              <w:t xml:space="preserve">Done:</w:t>
+            </w:r>
+            <w:r>
+              <w:t xml:space="preserve"> </w:t>
+            </w:r>
+            <w:r>
+              <w:t xml:space="preserve">JPEG auto profile (built-in;</w:t>
+            </w:r>
+            <w:r>
+              <w:t xml:space="preserve"> </w:t>
+            </w:r>
+            <w:r>
+              <w:rPr>
+                <w:rStyle w:val="VerbatimChar"/>
+              </w:rPr>
+              <w:t xml:space="preserve">uIccEmbed.pas</w:t>
+            </w:r>
+            <w:r>
+              <w:t xml:space="preserve"> </w:t>
+            </w:r>
+            <w:r>
+              <w:t xml:space="preserve">writes APP2 ICC segments without re-encoding; one profile per camera model and a default).</w:t>
+            </w:r>
+          </w:p>
+        </w:tc>
+        <w:tc>
+          <w:tcPr/>
+          <w:p>
+            <w:pPr>
+              <w:pStyle w:val="Compact"/>
+            </w:pPr>
+            <w:r>
+              <w:t xml:space="preserve">Profiles of 560 bytes and 557 KB (9 segments) embedded; profile bytes and picture data checked; the JPEG still decodes.</w:t>
+            </w:r>
+          </w:p>
+        </w:tc>
+      </w:tr>
+      <w:tr>
+        <w:tc>
+          <w:tcPr/>
+          <w:p>
+            <w:pPr>
+              <w:pStyle w:val="Compact"/>
+            </w:pPr>
+            <w:r>
               <w:t xml:space="preserve">later</w:t>
             </w:r>
           </w:p>
@@ -3886,7 +3989,16 @@
               <w:pStyle w:val="Compact"/>
             </w:pPr>
             <w:r>
-              <w:t xml:space="preserve">JPEG auto profile (built-in; APP2 ICC segment without re-encoding). JPEG resolution is deferred.</w:t>
+              <w:t xml:space="preserve">JPEG resolution (deferred); hooks for plug-in libraries (</w:t>
+            </w:r>
+            <w:r>
+              <w:rPr>
+                <w:rStyle w:val="VerbatimChar"/>
+              </w:rPr>
+              <w:t xml:space="preserve">pd_run</w:t>
+            </w:r>
+            <w:r>
+              <w:t xml:space="preserve">).</w:t>
             </w:r>
           </w:p>
         </w:tc>

--- a/docs/Plugin_Plan.docx
+++ b/docs/Plugin_Plan.docx
@@ -3905,7 +3905,7 @@
               <w:pStyle w:val="Compact"/>
             </w:pPr>
             <w:r>
-              <w:t xml:space="preserve">Tested with a stand-in program: DNG made, skipped when it exists, exit code, timeout, missing program. The real converters were not installed on the test computer.</w:t>
+              <w:t xml:space="preserve">Tested with a stand-in program: DNG made, skipped when it exists, exit code, timeout, missing program. Tested on Windows with the real converters (dnglab 0.8.0 and Adobe DNG Converter 18.7) on Nikon and Canon raw files: valid DNGs, raw files kept, second run skipped. Not yet tested inside a real download, and dnglab not yet on Linux.</w:t>
             </w:r>
           </w:p>
         </w:tc>

--- a/docs/Plugin_Plan.docx
+++ b/docs/Plugin_Plan.docx
@@ -3905,7 +3905,7 @@
               <w:pStyle w:val="Compact"/>
             </w:pPr>
             <w:r>
-              <w:t xml:space="preserve">Tested with a stand-in program: DNG made, skipped when it exists, exit code, timeout, missing program. Tested on Windows with the real converters (dnglab 0.8.0 and Adobe DNG Converter 18.7) on Nikon and Canon raw files: valid DNGs, raw files kept, second run skipped. Not yet tested inside a real download, and dnglab not yet on Linux.</w:t>
+              <w:t xml:space="preserve">Tested with a stand-in program: DNG made, skipped when it exists, exit code, timeout, missing program. Tested on Windows with the real converters (dnglab 0.8.0 and Adobe DNG Converter 18.7) on Nikon and Canon raw files: valid DNGs, raw files kept, second run skipped. Both also worked inside a real download in the program (build 9); dnglab not yet tested on Linux.</w:t>
             </w:r>
           </w:p>
         </w:tc>

--- a/docs/Plugin_Plan.docx
+++ b/docs/Plugin_Plan.docx
@@ -3905,7 +3905,7 @@
               <w:pStyle w:val="Compact"/>
             </w:pPr>
             <w:r>
-              <w:t xml:space="preserve">Tested with a stand-in program: DNG made, skipped when it exists, exit code, timeout, missing program. Tested on Windows with the real converters (dnglab 0.8.0 and Adobe DNG Converter 18.7) on Nikon and Canon raw files: valid DNGs, raw files kept, second run skipped. Both also worked inside a real download in the program (build 9); dnglab not yet tested on Linux.</w:t>
+              <w:t xml:space="preserve">Tested with a stand-in program: DNG made, skipped when it exists, exit code, timeout, missing program. Tested on Windows with the real converters (dnglab 0.8.0 and Adobe DNG Converter 18.7) on Nikon and Canon raw files: valid DNGs, raw files kept, second run skipped. Both also worked inside a real download in the program, and a failed step kept the file and switched the plug-in off (build 9); not yet tested on Linux.</w:t>
             </w:r>
           </w:p>
         </w:tc>

--- a/docs/Plugin_Plan.docx
+++ b/docs/Plugin_Plan.docx
@@ -424,7 +424,7 @@
               <w:pStyle w:val="Compact"/>
             </w:pPr>
             <w:r>
-              <w:t xml:space="preserve">Not needed at this time. It stays in the list, inactive.</w:t>
+              <w:t xml:space="preserve">Built later (build 12): it sets the DPI or dots/cm of downloaded JPEGs without touching the image data (no resizing).</w:t>
             </w:r>
           </w:p>
         </w:tc>
@@ -3989,13 +3989,25 @@
               <w:pStyle w:val="Compact"/>
             </w:pPr>
             <w:r>
-              <w:t xml:space="preserve">JPEG resolution (deferred); hooks for plug-in libraries (</w:t>
+              <w:t xml:space="preserve">Hooks for plug-in libraries (</w:t>
             </w:r>
             <w:r>
               <w:rPr>
                 <w:rStyle w:val="VerbatimChar"/>
               </w:rPr>
               <w:t xml:space="preserve">pd_run</w:t>
+            </w:r>
+            <w:r>
+              <w:t xml:space="preserve">). JPEG resolution is done (build 12,</w:t>
+            </w:r>
+            <w:r>
+              <w:t xml:space="preserve"> </w:t>
+            </w:r>
+            <w:r>
+              <w:rPr>
+                <w:rStyle w:val="VerbatimChar"/>
+              </w:rPr>
+              <w:t xml:space="preserve">uJpegDpi.pas</w:t>
             </w:r>
             <w:r>
               <w:t xml:space="preserve">).</w:t>

--- a/docs/Plugin_Plan.docx
+++ b/docs/Plugin_Plan.docx
@@ -3905,7 +3905,7 @@
               <w:pStyle w:val="Compact"/>
             </w:pPr>
             <w:r>
-              <w:t xml:space="preserve">Tested with a stand-in program: DNG made, skipped when it exists, exit code, timeout, missing program. Tested on Windows with the real converters (dnglab 0.8.0 and Adobe DNG Converter 18.7) on Nikon and Canon raw files: valid DNGs, raw files kept, second run skipped. Both also worked inside a real download in the program, and a failed step kept the file and switched the plug-in off (build 9); not yet tested on Linux.</w:t>
+              <w:t xml:space="preserve">Tested with a stand-in program: DNG made, skipped when it exists, exit code, timeout, missing program. Tested on Windows with the real converters (dnglab 0.8.0 and Adobe DNG Converter 18.7) on Nikon and Canon raw files: valid DNGs, raw files kept, second run skipped. Both also worked inside a real download in the program, and a failed step kept the file and switched the plug-in off (build 9); dnglab also tested on Linux (GTK 2) by the user (build 12).</w:t>
             </w:r>
           </w:p>
         </w:tc>
